--- a/templates/legal/src/raspiska_ru_uz_source.docx
+++ b/templates/legal/src/raspiska_ru_uz_source.docx
@@ -54,7 +54,7 @@
           <w:sz w:val="18"/>
           <w:szCs w:val="18"/>
         </w:rPr>
-        <w:t xml:space="preserve">(строки с чертой ____ заполняются собственноручно Должником)</w:t>
+        <w:t xml:space="preserve">(строки с чертой ____ в разделе о личных данных Должника заполняются собственноручно; сумма — печатается)</w:t>
       </w:r>
     </w:p>
     <w:p>
@@ -409,268 +409,120 @@
     </w:p>
     <w:p>
       <w:pPr>
+        <w:spacing w:after="300" w:line="276"/>
+        <w:jc w:val="both"/>
+      </w:pPr>
+      <w:r>
+        <w:rPr>
+          <w:rFonts w:ascii="Times New Roman" w:cs="Times New Roman" w:eastAsia="Times New Roman" w:hAnsi="Times New Roman"/>
+          <w:b w:val="false"/>
+          <w:bCs w:val="false"/>
+          <w:i w:val="false"/>
+          <w:iCs w:val="false"/>
+          <w:sz w:val="24"/>
+          <w:szCs w:val="24"/>
+        </w:rPr>
+        <w:t xml:space="preserve">далее именуемый(ая) «Должник», получил(а) от </w:t>
+      </w:r>
+      <w:r>
+        <w:rPr>
+          <w:rFonts w:ascii="Times New Roman" w:cs="Times New Roman" w:eastAsia="Times New Roman" w:hAnsi="Times New Roman"/>
+          <w:b w:val="false"/>
+          <w:bCs w:val="false"/>
+          <w:i/>
+          <w:iCs/>
+          <w:sz w:val="24"/>
+          <w:szCs w:val="24"/>
+        </w:rPr>
+        <w:t xml:space="preserve">[полное наименование ООО]</w:t>
+      </w:r>
+      <w:r>
+        <w:rPr>
+          <w:rFonts w:ascii="Times New Roman" w:cs="Times New Roman" w:eastAsia="Times New Roman" w:hAnsi="Times New Roman"/>
+          <w:b w:val="false"/>
+          <w:bCs w:val="false"/>
+          <w:i w:val="false"/>
+          <w:iCs w:val="false"/>
+          <w:sz w:val="24"/>
+          <w:szCs w:val="24"/>
+        </w:rPr>
+        <w:t xml:space="preserve"> (ИНН: [ИНН], юридический адрес: [юридический адрес]) (далее — «Кредитор»), в лице [должность, Ф.И.О. представителя], действующего на основании [Устава / доверенности № ___ от «___» _________ 20__ г.], следующий товар: </w:t>
+      </w:r>
+      <w:r>
+        <w:rPr>
+          <w:rFonts w:ascii="Times New Roman" w:cs="Times New Roman" w:eastAsia="Times New Roman" w:hAnsi="Times New Roman"/>
+          <w:b w:val="false"/>
+          <w:bCs w:val="false"/>
+          <w:i/>
+          <w:iCs/>
+          <w:sz w:val="24"/>
+          <w:szCs w:val="24"/>
+        </w:rPr>
+        <w:t xml:space="preserve">[наименование и характеристики товара]</w:t>
+      </w:r>
+      <w:r>
+        <w:rPr>
+          <w:rFonts w:ascii="Times New Roman" w:cs="Times New Roman" w:eastAsia="Times New Roman" w:hAnsi="Times New Roman"/>
+          <w:b w:val="false"/>
+          <w:bCs w:val="false"/>
+          <w:i w:val="false"/>
+          <w:iCs w:val="false"/>
+          <w:sz w:val="24"/>
+          <w:szCs w:val="24"/>
+        </w:rPr>
+        <w:t xml:space="preserve">, общей стоимостью </w:t>
+      </w:r>
+      <w:r>
+        <w:rPr>
+          <w:rFonts w:ascii="Times New Roman" w:cs="Times New Roman" w:eastAsia="Times New Roman" w:hAnsi="Times New Roman"/>
+          <w:b/>
+          <w:bCs/>
+          <w:i w:val="false"/>
+          <w:iCs w:val="false"/>
+          <w:sz w:val="24"/>
+          <w:szCs w:val="24"/>
+        </w:rPr>
+        <w:t xml:space="preserve">[сумма цифрами] ([сумма прописью]) сум</w:t>
+      </w:r>
+      <w:r>
+        <w:rPr>
+          <w:rFonts w:ascii="Times New Roman" w:cs="Times New Roman" w:eastAsia="Times New Roman" w:hAnsi="Times New Roman"/>
+          <w:b w:val="false"/>
+          <w:bCs w:val="false"/>
+          <w:i w:val="false"/>
+          <w:iCs w:val="false"/>
+          <w:sz w:val="24"/>
+          <w:szCs w:val="24"/>
+        </w:rPr>
+        <w:t xml:space="preserve"> (далее — «Товар»).</w:t>
+      </w:r>
+    </w:p>
+    <w:p>
+      <w:pPr>
+        <w:spacing w:after="300" w:before="0" w:line="276"/>
+        <w:jc w:val="both"/>
+      </w:pPr>
+      <w:r>
+        <w:rPr>
+          <w:rFonts w:ascii="Times New Roman" w:cs="Times New Roman" w:eastAsia="Times New Roman" w:hAnsi="Times New Roman"/>
+          <w:b w:val="false"/>
+          <w:bCs w:val="false"/>
+          <w:i w:val="false"/>
+          <w:iCs w:val="false"/>
+          <w:sz w:val="24"/>
+          <w:szCs w:val="24"/>
+        </w:rPr>
+        <w:t xml:space="preserve">и обязуюсь оплатить его стоимость на следующих условиях:</w:t>
+      </w:r>
+    </w:p>
+    <w:p>
+      <w:pPr>
         <w:spacing w:after="200" w:line="276"/>
         <w:jc w:val="both"/>
       </w:pPr>
       <w:r>
         <w:rPr>
           <w:rFonts w:ascii="Times New Roman" w:cs="Times New Roman" w:eastAsia="Times New Roman" w:hAnsi="Times New Roman"/>
-          <w:b w:val="false"/>
-          <w:bCs w:val="false"/>
-          <w:i w:val="false"/>
-          <w:iCs w:val="false"/>
-          <w:sz w:val="24"/>
-          <w:szCs w:val="24"/>
-        </w:rPr>
-        <w:t xml:space="preserve">Должник получил(а) от </w:t>
-      </w:r>
-      <w:r>
-        <w:rPr>
-          <w:rFonts w:ascii="Times New Roman" w:cs="Times New Roman" w:eastAsia="Times New Roman" w:hAnsi="Times New Roman"/>
-          <w:b w:val="false"/>
-          <w:bCs w:val="false"/>
-          <w:i/>
-          <w:iCs/>
-          <w:sz w:val="24"/>
-          <w:szCs w:val="24"/>
-        </w:rPr>
-        <w:t xml:space="preserve">[полное наименование ООО]</w:t>
-      </w:r>
-      <w:r>
-        <w:rPr>
-          <w:rFonts w:ascii="Times New Roman" w:cs="Times New Roman" w:eastAsia="Times New Roman" w:hAnsi="Times New Roman"/>
-          <w:b w:val="false"/>
-          <w:bCs w:val="false"/>
-          <w:i w:val="false"/>
-          <w:iCs w:val="false"/>
-          <w:sz w:val="24"/>
-          <w:szCs w:val="24"/>
-        </w:rPr>
-        <w:t xml:space="preserve"> (ИНН: [ИНН], юридический адрес: [юридический адрес]), в лице [должность, Ф.И.О. представителя], действующего на основании [Устава / доверенности № ___ от «___» _________ 20__ г.], далее именуемого «Кредитор», следующий товар: </w:t>
-      </w:r>
-      <w:r>
-        <w:rPr>
-          <w:rFonts w:ascii="Times New Roman" w:cs="Times New Roman" w:eastAsia="Times New Roman" w:hAnsi="Times New Roman"/>
-          <w:b w:val="false"/>
-          <w:bCs w:val="false"/>
-          <w:i/>
-          <w:iCs/>
-          <w:sz w:val="24"/>
-          <w:szCs w:val="24"/>
-        </w:rPr>
-        <w:t xml:space="preserve">[наименование и характеристики товара]</w:t>
-      </w:r>
-      <w:r>
-        <w:rPr>
-          <w:rFonts w:ascii="Times New Roman" w:cs="Times New Roman" w:eastAsia="Times New Roman" w:hAnsi="Times New Roman"/>
-          <w:b w:val="false"/>
-          <w:bCs w:val="false"/>
-          <w:i w:val="false"/>
-          <w:iCs w:val="false"/>
-          <w:sz w:val="24"/>
-          <w:szCs w:val="24"/>
-        </w:rPr>
-        <w:t xml:space="preserve">, общей стоимостью:</w:t>
-      </w:r>
-    </w:p>
-    <w:p>
-      <w:pPr>
-        <w:spacing w:after="40" w:line="276"/>
-        <w:jc w:val="left"/>
-      </w:pPr>
-      <w:r>
-        <w:rPr>
-          <w:rFonts w:ascii="Times New Roman" w:cs="Times New Roman" w:eastAsia="Times New Roman" w:hAnsi="Times New Roman"/>
-          <w:b w:val="false"/>
-          <w:bCs w:val="false"/>
-          <w:i w:val="false"/>
-          <w:iCs w:val="false"/>
-          <w:sz w:val="24"/>
-          <w:szCs w:val="24"/>
-        </w:rPr>
-        <w:t xml:space="preserve">Сумма цифрами: </w:t>
-      </w:r>
-      <w:r>
-        <w:rPr>
-          <w:rFonts w:ascii="Times New Roman" w:cs="Times New Roman" w:eastAsia="Times New Roman" w:hAnsi="Times New Roman"/>
-          <w:b w:val="false"/>
-          <w:bCs w:val="false"/>
-          <w:i w:val="false"/>
-          <w:iCs w:val="false"/>
-          <w:sz w:val="24"/>
-          <w:szCs w:val="24"/>
-        </w:rPr>
-        <w:t xml:space="preserve">______________________________________</w:t>
-      </w:r>
-      <w:r>
-        <w:rPr>
-          <w:rFonts w:ascii="Times New Roman" w:cs="Times New Roman" w:eastAsia="Times New Roman" w:hAnsi="Times New Roman"/>
-          <w:b w:val="false"/>
-          <w:bCs w:val="false"/>
-          <w:i w:val="false"/>
-          <w:iCs w:val="false"/>
-          <w:sz w:val="24"/>
-          <w:szCs w:val="24"/>
-        </w:rPr>
-        <w:t xml:space="preserve"> долларов США</w:t>
-      </w:r>
-    </w:p>
-    <w:p>
-      <w:pPr>
-        <w:spacing w:after="220" w:line="240"/>
-        <w:jc w:val="left"/>
-      </w:pPr>
-      <w:r>
-        <w:rPr>
-          <w:rFonts w:ascii="Times New Roman" w:cs="Times New Roman" w:eastAsia="Times New Roman" w:hAnsi="Times New Roman"/>
-          <w:i/>
-          <w:iCs/>
-          <w:color w:val="595959"/>
-          <w:sz w:val="18"/>
-          <w:szCs w:val="18"/>
-        </w:rPr>
-        <w:t xml:space="preserve">(сумма цифрами — от руки)</w:t>
-      </w:r>
-    </w:p>
-    <w:p>
-      <w:pPr>
-        <w:spacing w:after="40" w:before="0" w:line="276"/>
-        <w:jc w:val="left"/>
-      </w:pPr>
-      <w:r>
-        <w:rPr>
-          <w:rFonts w:ascii="Times New Roman" w:cs="Times New Roman" w:eastAsia="Times New Roman" w:hAnsi="Times New Roman"/>
-          <w:b w:val="false"/>
-          <w:bCs w:val="false"/>
-          <w:i w:val="false"/>
-          <w:iCs w:val="false"/>
-          <w:sz w:val="24"/>
-          <w:szCs w:val="24"/>
-        </w:rPr>
-        <w:t xml:space="preserve">Сумма прописью:</w:t>
-      </w:r>
-    </w:p>
-    <w:p>
-      <w:pPr>
-        <w:spacing w:after="40" w:line="276"/>
-        <w:jc w:val="left"/>
-      </w:pPr>
-      <w:r>
-        <w:rPr>
-          <w:rFonts w:ascii="Times New Roman" w:cs="Times New Roman" w:eastAsia="Times New Roman" w:hAnsi="Times New Roman"/>
-          <w:b w:val="false"/>
-          <w:bCs w:val="false"/>
-          <w:i w:val="false"/>
-          <w:iCs w:val="false"/>
-          <w:sz w:val="24"/>
-          <w:szCs w:val="24"/>
-        </w:rPr>
-        <w:t xml:space="preserve"/>
-      </w:r>
-      <w:r>
-        <w:rPr>
-          <w:rFonts w:ascii="Times New Roman" w:cs="Times New Roman" w:eastAsia="Times New Roman" w:hAnsi="Times New Roman"/>
-          <w:b w:val="false"/>
-          <w:bCs w:val="false"/>
-          <w:i w:val="false"/>
-          <w:iCs w:val="false"/>
-          <w:sz w:val="24"/>
-          <w:szCs w:val="24"/>
-        </w:rPr>
-        <w:t xml:space="preserve">____________________________________________________________________</w:t>
-      </w:r>
-    </w:p>
-    <w:p>
-      <w:pPr>
-        <w:spacing w:after="40" w:line="276"/>
-        <w:jc w:val="left"/>
-      </w:pPr>
-      <w:r>
-        <w:rPr>
-          <w:rFonts w:ascii="Times New Roman" w:cs="Times New Roman" w:eastAsia="Times New Roman" w:hAnsi="Times New Roman"/>
-          <w:b w:val="false"/>
-          <w:bCs w:val="false"/>
-          <w:i w:val="false"/>
-          <w:iCs w:val="false"/>
-          <w:sz w:val="24"/>
-          <w:szCs w:val="24"/>
-        </w:rPr>
-        <w:t xml:space="preserve"/>
-      </w:r>
-      <w:r>
-        <w:rPr>
-          <w:rFonts w:ascii="Times New Roman" w:cs="Times New Roman" w:eastAsia="Times New Roman" w:hAnsi="Times New Roman"/>
-          <w:b w:val="false"/>
-          <w:bCs w:val="false"/>
-          <w:i w:val="false"/>
-          <w:iCs w:val="false"/>
-          <w:sz w:val="24"/>
-          <w:szCs w:val="24"/>
-        </w:rPr>
-        <w:t xml:space="preserve">____________________________________________________________________</w:t>
-      </w:r>
-    </w:p>
-    <w:p>
-      <w:pPr>
-        <w:spacing w:after="220" w:line="240"/>
-        <w:jc w:val="left"/>
-      </w:pPr>
-      <w:r>
-        <w:rPr>
-          <w:rFonts w:ascii="Times New Roman" w:cs="Times New Roman" w:eastAsia="Times New Roman" w:hAnsi="Times New Roman"/>
-          <w:i/>
-          <w:iCs/>
-          <w:color w:val="595959"/>
-          <w:sz w:val="18"/>
-          <w:szCs w:val="18"/>
-        </w:rPr>
-        <w:t xml:space="preserve">(сумма прописью, полностью словами — от руки)</w:t>
-      </w:r>
-    </w:p>
-    <w:p>
-      <w:pPr>
-        <w:spacing w:after="300" w:before="0" w:line="276"/>
-        <w:jc w:val="left"/>
-      </w:pPr>
-      <w:r>
-        <w:rPr>
-          <w:rFonts w:ascii="Times New Roman" w:cs="Times New Roman" w:eastAsia="Times New Roman" w:hAnsi="Times New Roman"/>
-          <w:b w:val="false"/>
-          <w:bCs w:val="false"/>
-          <w:i w:val="false"/>
-          <w:iCs w:val="false"/>
-          <w:sz w:val="24"/>
-          <w:szCs w:val="24"/>
-        </w:rPr>
-        <w:t xml:space="preserve">(далее — «Товар»), далее именуемый(ая) «Должник»,</w:t>
-      </w:r>
-    </w:p>
-    <w:p>
-      <w:pPr>
-        <w:spacing w:after="300" w:before="0" w:line="276"/>
-        <w:jc w:val="both"/>
-      </w:pPr>
-      <w:r>
-        <w:rPr>
-          <w:rFonts w:ascii="Times New Roman" w:cs="Times New Roman" w:eastAsia="Times New Roman" w:hAnsi="Times New Roman"/>
-          <w:b w:val="false"/>
-          <w:bCs w:val="false"/>
-          <w:i w:val="false"/>
-          <w:iCs w:val="false"/>
-          <w:sz w:val="24"/>
-          <w:szCs w:val="24"/>
-        </w:rPr>
-        <w:t xml:space="preserve">и обязуюсь оплатить его стоимость на следующих условиях:</w:t>
-      </w:r>
-    </w:p>
-    <w:p>
-      <w:pPr>
-        <w:spacing w:after="200" w:line="276"/>
-        <w:jc w:val="both"/>
-      </w:pPr>
-      <w:r>
-        <w:rPr>
-          <w:rFonts w:ascii="Times New Roman" w:cs="Times New Roman" w:eastAsia="Times New Roman" w:hAnsi="Times New Roman"/>
           <w:b/>
           <w:bCs/>
           <w:i w:val="false"/>
@@ -690,12 +542,12 @@
           <w:sz w:val="24"/>
           <w:szCs w:val="24"/>
         </w:rPr>
-        <w:t xml:space="preserve">Стоимость Товара определена в долларах США и подлежит уплате в сумах Республики Узбекистан по официальному курсу Центрального банка Республики Узбекистан, действующему на день фактического платежа (статья 245 Гражданского кодекса Республики Узбекистан).</w:t>
-      </w:r>
-    </w:p>
-    <w:p>
-      <w:pPr>
-        <w:spacing w:after="200" w:line="276"/>
+        <w:t xml:space="preserve">Должник обязуется полностью погасить указанную задолженность в срок с [дата] по [дата] согласно графику платежей, приведённому в пункте 2.</w:t>
+      </w:r>
+    </w:p>
+    <w:p>
+      <w:pPr>
+        <w:spacing w:after="150" w:line="276"/>
         <w:jc w:val="both"/>
       </w:pPr>
       <w:r>
@@ -709,36 +561,6 @@
           <w:szCs w:val="24"/>
         </w:rPr>
         <w:t xml:space="preserve">2. </w:t>
-      </w:r>
-      <w:r>
-        <w:rPr>
-          <w:rFonts w:ascii="Times New Roman" w:cs="Times New Roman" w:eastAsia="Times New Roman" w:hAnsi="Times New Roman"/>
-          <w:b w:val="false"/>
-          <w:bCs w:val="false"/>
-          <w:i w:val="false"/>
-          <w:iCs w:val="false"/>
-          <w:sz w:val="24"/>
-          <w:szCs w:val="24"/>
-        </w:rPr>
-        <w:t xml:space="preserve">Должник обязуется полностью погасить указанную задолженность в срок с [дата] по [дата] согласно графику платежей, приведённому в пункте 3.</w:t>
-      </w:r>
-    </w:p>
-    <w:p>
-      <w:pPr>
-        <w:spacing w:after="150" w:line="276"/>
-        <w:jc w:val="both"/>
-      </w:pPr>
-      <w:r>
-        <w:rPr>
-          <w:rFonts w:ascii="Times New Roman" w:cs="Times New Roman" w:eastAsia="Times New Roman" w:hAnsi="Times New Roman"/>
-          <w:b/>
-          <w:bCs/>
-          <w:i w:val="false"/>
-          <w:iCs w:val="false"/>
-          <w:sz w:val="24"/>
-          <w:szCs w:val="24"/>
-        </w:rPr>
-        <w:t xml:space="preserve">3. </w:t>
       </w:r>
       <w:r>
         <w:rPr>
@@ -796,6 +618,8 @@
                 <w:rFonts w:ascii="Times New Roman" w:cs="Times New Roman" w:eastAsia="Times New Roman" w:hAnsi="Times New Roman"/>
                 <w:b/>
                 <w:bCs/>
+                <w:i w:val="false"/>
+                <w:iCs w:val="false"/>
                 <w:sz w:val="24"/>
                 <w:szCs w:val="24"/>
               </w:rPr>
@@ -824,6 +648,8 @@
                 <w:rFonts w:ascii="Times New Roman" w:cs="Times New Roman" w:eastAsia="Times New Roman" w:hAnsi="Times New Roman"/>
                 <w:b/>
                 <w:bCs/>
+                <w:i w:val="false"/>
+                <w:iCs w:val="false"/>
                 <w:sz w:val="24"/>
                 <w:szCs w:val="24"/>
               </w:rPr>
@@ -852,6 +678,8 @@
                 <w:rFonts w:ascii="Times New Roman" w:cs="Times New Roman" w:eastAsia="Times New Roman" w:hAnsi="Times New Roman"/>
                 <w:b/>
                 <w:bCs/>
+                <w:i w:val="false"/>
+                <w:iCs w:val="false"/>
                 <w:sz w:val="24"/>
                 <w:szCs w:val="24"/>
               </w:rPr>
@@ -880,6 +708,8 @@
                 <w:rFonts w:ascii="Times New Roman" w:cs="Times New Roman" w:eastAsia="Times New Roman" w:hAnsi="Times New Roman"/>
                 <w:b/>
                 <w:bCs/>
+                <w:i w:val="false"/>
+                <w:iCs w:val="false"/>
                 <w:sz w:val="24"/>
                 <w:szCs w:val="24"/>
               </w:rPr>
@@ -909,6 +739,8 @@
                 <w:rFonts w:ascii="Times New Roman" w:cs="Times New Roman" w:eastAsia="Times New Roman" w:hAnsi="Times New Roman"/>
                 <w:b w:val="false"/>
                 <w:bCs w:val="false"/>
+                <w:i w:val="false"/>
+                <w:iCs w:val="false"/>
                 <w:sz w:val="24"/>
                 <w:szCs w:val="24"/>
               </w:rPr>
@@ -936,10 +768,12 @@
                 <w:rFonts w:ascii="Times New Roman" w:cs="Times New Roman" w:eastAsia="Times New Roman" w:hAnsi="Times New Roman"/>
                 <w:b w:val="false"/>
                 <w:bCs w:val="false"/>
+                <w:i/>
+                <w:iCs/>
                 <w:sz w:val="24"/>
                 <w:szCs w:val="24"/>
               </w:rPr>
-              <w:t xml:space="preserve"/>
+              <w:t xml:space="preserve">[дата 1]</w:t>
             </w:r>
           </w:p>
         </w:tc>
@@ -963,10 +797,12 @@
                 <w:rFonts w:ascii="Times New Roman" w:cs="Times New Roman" w:eastAsia="Times New Roman" w:hAnsi="Times New Roman"/>
                 <w:b w:val="false"/>
                 <w:bCs w:val="false"/>
+                <w:i/>
+                <w:iCs/>
                 <w:sz w:val="24"/>
                 <w:szCs w:val="24"/>
               </w:rPr>
-              <w:t xml:space="preserve"/>
+              <w:t xml:space="preserve">[сумма 1]</w:t>
             </w:r>
           </w:p>
         </w:tc>
@@ -990,10 +826,12 @@
                 <w:rFonts w:ascii="Times New Roman" w:cs="Times New Roman" w:eastAsia="Times New Roman" w:hAnsi="Times New Roman"/>
                 <w:b w:val="false"/>
                 <w:bCs w:val="false"/>
+                <w:i/>
+                <w:iCs/>
                 <w:sz w:val="24"/>
                 <w:szCs w:val="24"/>
               </w:rPr>
-              <w:t xml:space="preserve"/>
+              <w:t xml:space="preserve">[остаток 1]</w:t>
             </w:r>
           </w:p>
         </w:tc>
@@ -1019,6 +857,8 @@
                 <w:rFonts w:ascii="Times New Roman" w:cs="Times New Roman" w:eastAsia="Times New Roman" w:hAnsi="Times New Roman"/>
                 <w:b w:val="false"/>
                 <w:bCs w:val="false"/>
+                <w:i w:val="false"/>
+                <w:iCs w:val="false"/>
                 <w:sz w:val="24"/>
                 <w:szCs w:val="24"/>
               </w:rPr>
@@ -1046,10 +886,12 @@
                 <w:rFonts w:ascii="Times New Roman" w:cs="Times New Roman" w:eastAsia="Times New Roman" w:hAnsi="Times New Roman"/>
                 <w:b w:val="false"/>
                 <w:bCs w:val="false"/>
+                <w:i/>
+                <w:iCs/>
                 <w:sz w:val="24"/>
                 <w:szCs w:val="24"/>
               </w:rPr>
-              <w:t xml:space="preserve"/>
+              <w:t xml:space="preserve">[дата 2]</w:t>
             </w:r>
           </w:p>
         </w:tc>
@@ -1073,10 +915,12 @@
                 <w:rFonts w:ascii="Times New Roman" w:cs="Times New Roman" w:eastAsia="Times New Roman" w:hAnsi="Times New Roman"/>
                 <w:b w:val="false"/>
                 <w:bCs w:val="false"/>
+                <w:i/>
+                <w:iCs/>
                 <w:sz w:val="24"/>
                 <w:szCs w:val="24"/>
               </w:rPr>
-              <w:t xml:space="preserve"/>
+              <w:t xml:space="preserve">[сумма 2]</w:t>
             </w:r>
           </w:p>
         </w:tc>
@@ -1100,10 +944,12 @@
                 <w:rFonts w:ascii="Times New Roman" w:cs="Times New Roman" w:eastAsia="Times New Roman" w:hAnsi="Times New Roman"/>
                 <w:b w:val="false"/>
                 <w:bCs w:val="false"/>
+                <w:i/>
+                <w:iCs/>
                 <w:sz w:val="24"/>
                 <w:szCs w:val="24"/>
               </w:rPr>
-              <w:t xml:space="preserve"/>
+              <w:t xml:space="preserve">[остаток 2]</w:t>
             </w:r>
           </w:p>
         </w:tc>
@@ -1129,6 +975,8 @@
                 <w:rFonts w:ascii="Times New Roman" w:cs="Times New Roman" w:eastAsia="Times New Roman" w:hAnsi="Times New Roman"/>
                 <w:b w:val="false"/>
                 <w:bCs w:val="false"/>
+                <w:i w:val="false"/>
+                <w:iCs w:val="false"/>
                 <w:sz w:val="24"/>
                 <w:szCs w:val="24"/>
               </w:rPr>
@@ -1156,10 +1004,12 @@
                 <w:rFonts w:ascii="Times New Roman" w:cs="Times New Roman" w:eastAsia="Times New Roman" w:hAnsi="Times New Roman"/>
                 <w:b w:val="false"/>
                 <w:bCs w:val="false"/>
+                <w:i/>
+                <w:iCs/>
                 <w:sz w:val="24"/>
                 <w:szCs w:val="24"/>
               </w:rPr>
-              <w:t xml:space="preserve"/>
+              <w:t xml:space="preserve">[дата 3]</w:t>
             </w:r>
           </w:p>
         </w:tc>
@@ -1183,10 +1033,12 @@
                 <w:rFonts w:ascii="Times New Roman" w:cs="Times New Roman" w:eastAsia="Times New Roman" w:hAnsi="Times New Roman"/>
                 <w:b w:val="false"/>
                 <w:bCs w:val="false"/>
+                <w:i/>
+                <w:iCs/>
                 <w:sz w:val="24"/>
                 <w:szCs w:val="24"/>
               </w:rPr>
-              <w:t xml:space="preserve"/>
+              <w:t xml:space="preserve">[сумма 3]</w:t>
             </w:r>
           </w:p>
         </w:tc>
@@ -1210,10 +1062,12 @@
                 <w:rFonts w:ascii="Times New Roman" w:cs="Times New Roman" w:eastAsia="Times New Roman" w:hAnsi="Times New Roman"/>
                 <w:b w:val="false"/>
                 <w:bCs w:val="false"/>
+                <w:i/>
+                <w:iCs/>
                 <w:sz w:val="24"/>
                 <w:szCs w:val="24"/>
               </w:rPr>
-              <w:t xml:space="preserve"/>
+              <w:t xml:space="preserve">[остаток 3]</w:t>
             </w:r>
           </w:p>
         </w:tc>
@@ -1252,7 +1106,7 @@
           <w:sz w:val="24"/>
           <w:szCs w:val="24"/>
         </w:rPr>
-        <w:t xml:space="preserve">4. </w:t>
+        <w:t xml:space="preserve">3. </w:t>
       </w:r>
       <w:r>
         <w:rPr>
@@ -1282,7 +1136,7 @@
           <w:sz w:val="24"/>
           <w:szCs w:val="24"/>
         </w:rPr>
-        <w:t xml:space="preserve">5. </w:t>
+        <w:t xml:space="preserve">4. </w:t>
       </w:r>
       <w:r>
         <w:rPr>
@@ -1312,7 +1166,7 @@
           <w:sz w:val="24"/>
           <w:szCs w:val="24"/>
         </w:rPr>
-        <w:t xml:space="preserve">6. </w:t>
+        <w:t xml:space="preserve">5. </w:t>
       </w:r>
       <w:r>
         <w:rPr>
@@ -1342,7 +1196,7 @@
           <w:sz w:val="24"/>
           <w:szCs w:val="24"/>
         </w:rPr>
-        <w:t xml:space="preserve">7. </w:t>
+        <w:t xml:space="preserve">6. </w:t>
       </w:r>
       <w:r>
         <w:rPr>
@@ -1372,7 +1226,7 @@
           <w:sz w:val="24"/>
           <w:szCs w:val="24"/>
         </w:rPr>
-        <w:t xml:space="preserve">8. </w:t>
+        <w:t xml:space="preserve">7. </w:t>
       </w:r>
       <w:r>
         <w:rPr>
@@ -1402,7 +1256,7 @@
           <w:sz w:val="24"/>
           <w:szCs w:val="24"/>
         </w:rPr>
-        <w:t xml:space="preserve">9. </w:t>
+        <w:t xml:space="preserve">8. </w:t>
       </w:r>
       <w:r>
         <w:rPr>
@@ -1824,7 +1678,7 @@
           <w:sz w:val="18"/>
           <w:szCs w:val="18"/>
         </w:rPr>
-        <w:t xml:space="preserve">(чизиқ ____ билан кўрсатилган қаторлар Қарздор томонидан ўз қўли билан тўлдирилади)</w:t>
+        <w:t xml:space="preserve">(Қарздорнинг шахсий маълумотлари бўлимидаги чизиқ ____ қаторлар ўз қўли билан тўлдирилади; сумма — босма ҳолда)</w:t>
       </w:r>
     </w:p>
     <w:p>
@@ -2179,268 +2033,120 @@
     </w:p>
     <w:p>
       <w:pPr>
+        <w:spacing w:after="300" w:line="276"/>
+        <w:jc w:val="both"/>
+      </w:pPr>
+      <w:r>
+        <w:rPr>
+          <w:rFonts w:ascii="Times New Roman" w:cs="Times New Roman" w:eastAsia="Times New Roman" w:hAnsi="Times New Roman"/>
+          <w:b w:val="false"/>
+          <w:bCs w:val="false"/>
+          <w:i w:val="false"/>
+          <w:iCs w:val="false"/>
+          <w:sz w:val="24"/>
+          <w:szCs w:val="24"/>
+        </w:rPr>
+        <w:t xml:space="preserve">бундан буён «Қарздор» деб юритилувчи, </w:t>
+      </w:r>
+      <w:r>
+        <w:rPr>
+          <w:rFonts w:ascii="Times New Roman" w:cs="Times New Roman" w:eastAsia="Times New Roman" w:hAnsi="Times New Roman"/>
+          <w:b w:val="false"/>
+          <w:bCs w:val="false"/>
+          <w:i/>
+          <w:iCs/>
+          <w:sz w:val="24"/>
+          <w:szCs w:val="24"/>
+        </w:rPr>
+        <w:t xml:space="preserve">[ООО тўлиқ номи]</w:t>
+      </w:r>
+      <w:r>
+        <w:rPr>
+          <w:rFonts w:ascii="Times New Roman" w:cs="Times New Roman" w:eastAsia="Times New Roman" w:hAnsi="Times New Roman"/>
+          <w:b w:val="false"/>
+          <w:bCs w:val="false"/>
+          <w:i w:val="false"/>
+          <w:iCs w:val="false"/>
+          <w:sz w:val="24"/>
+          <w:szCs w:val="24"/>
+        </w:rPr>
+        <w:t xml:space="preserve"> (СТИР: [рақам], юридик манзили: [манзил]) (бундан буён — «Кредитор») номидан [лавозими, вакилнинг Ф.И.Ш.], [Устав / «___»_________20__ йилдаги № ___ ишончнома] асосида иш юритувчи томондан қуйидаги товарни қабул қилиб олдим: </w:t>
+      </w:r>
+      <w:r>
+        <w:rPr>
+          <w:rFonts w:ascii="Times New Roman" w:cs="Times New Roman" w:eastAsia="Times New Roman" w:hAnsi="Times New Roman"/>
+          <w:b w:val="false"/>
+          <w:bCs w:val="false"/>
+          <w:i/>
+          <w:iCs/>
+          <w:sz w:val="24"/>
+          <w:szCs w:val="24"/>
+        </w:rPr>
+        <w:t xml:space="preserve">[товарнинг номи ва тавсифи]</w:t>
+      </w:r>
+      <w:r>
+        <w:rPr>
+          <w:rFonts w:ascii="Times New Roman" w:cs="Times New Roman" w:eastAsia="Times New Roman" w:hAnsi="Times New Roman"/>
+          <w:b w:val="false"/>
+          <w:bCs w:val="false"/>
+          <w:i w:val="false"/>
+          <w:iCs w:val="false"/>
+          <w:sz w:val="24"/>
+          <w:szCs w:val="24"/>
+        </w:rPr>
+        <w:t xml:space="preserve">, умумий қиймати </w:t>
+      </w:r>
+      <w:r>
+        <w:rPr>
+          <w:rFonts w:ascii="Times New Roman" w:cs="Times New Roman" w:eastAsia="Times New Roman" w:hAnsi="Times New Roman"/>
+          <w:b/>
+          <w:bCs/>
+          <w:i w:val="false"/>
+          <w:iCs w:val="false"/>
+          <w:sz w:val="24"/>
+          <w:szCs w:val="24"/>
+        </w:rPr>
+        <w:t xml:space="preserve">[рақамда] ([ёзувда]) сўм</w:t>
+      </w:r>
+      <w:r>
+        <w:rPr>
+          <w:rFonts w:ascii="Times New Roman" w:cs="Times New Roman" w:eastAsia="Times New Roman" w:hAnsi="Times New Roman"/>
+          <w:b w:val="false"/>
+          <w:bCs w:val="false"/>
+          <w:i w:val="false"/>
+          <w:iCs w:val="false"/>
+          <w:sz w:val="24"/>
+          <w:szCs w:val="24"/>
+        </w:rPr>
+        <w:t xml:space="preserve"> (бундан буён — «Товар»).</w:t>
+      </w:r>
+    </w:p>
+    <w:p>
+      <w:pPr>
+        <w:spacing w:after="300" w:before="0" w:line="276"/>
+        <w:jc w:val="both"/>
+      </w:pPr>
+      <w:r>
+        <w:rPr>
+          <w:rFonts w:ascii="Times New Roman" w:cs="Times New Roman" w:eastAsia="Times New Roman" w:hAnsi="Times New Roman"/>
+          <w:b w:val="false"/>
+          <w:bCs w:val="false"/>
+          <w:i w:val="false"/>
+          <w:iCs w:val="false"/>
+          <w:sz w:val="24"/>
+          <w:szCs w:val="24"/>
+        </w:rPr>
+        <w:t xml:space="preserve">ва унинг қийматини қуйидаги шартларда тўлашга мажбурият оламан:</w:t>
+      </w:r>
+    </w:p>
+    <w:p>
+      <w:pPr>
         <w:spacing w:after="200" w:line="276"/>
         <w:jc w:val="both"/>
       </w:pPr>
       <w:r>
         <w:rPr>
           <w:rFonts w:ascii="Times New Roman" w:cs="Times New Roman" w:eastAsia="Times New Roman" w:hAnsi="Times New Roman"/>
-          <w:b w:val="false"/>
-          <w:bCs w:val="false"/>
-          <w:i w:val="false"/>
-          <w:iCs w:val="false"/>
-          <w:sz w:val="24"/>
-          <w:szCs w:val="24"/>
-        </w:rPr>
-        <w:t xml:space="preserve">Қарздор </w:t>
-      </w:r>
-      <w:r>
-        <w:rPr>
-          <w:rFonts w:ascii="Times New Roman" w:cs="Times New Roman" w:eastAsia="Times New Roman" w:hAnsi="Times New Roman"/>
-          <w:b w:val="false"/>
-          <w:bCs w:val="false"/>
-          <w:i/>
-          <w:iCs/>
-          <w:sz w:val="24"/>
-          <w:szCs w:val="24"/>
-        </w:rPr>
-        <w:t xml:space="preserve">[ООО тўлиқ номи]</w:t>
-      </w:r>
-      <w:r>
-        <w:rPr>
-          <w:rFonts w:ascii="Times New Roman" w:cs="Times New Roman" w:eastAsia="Times New Roman" w:hAnsi="Times New Roman"/>
-          <w:b w:val="false"/>
-          <w:bCs w:val="false"/>
-          <w:i w:val="false"/>
-          <w:iCs w:val="false"/>
-          <w:sz w:val="24"/>
-          <w:szCs w:val="24"/>
-        </w:rPr>
-        <w:t xml:space="preserve"> (СТИР: [рақам], юридик манзили: [манзил]) номидан [лавозими, вакилнинг Ф.И.Ш.], [Устав / «___»_________20__ йилдаги № ___ ишончнома] асосида иш юритувчи, бундан буён «Кредитор» деб юритилувчи томондан қуйидаги товарни қабул қилиб олди: </w:t>
-      </w:r>
-      <w:r>
-        <w:rPr>
-          <w:rFonts w:ascii="Times New Roman" w:cs="Times New Roman" w:eastAsia="Times New Roman" w:hAnsi="Times New Roman"/>
-          <w:b w:val="false"/>
-          <w:bCs w:val="false"/>
-          <w:i/>
-          <w:iCs/>
-          <w:sz w:val="24"/>
-          <w:szCs w:val="24"/>
-        </w:rPr>
-        <w:t xml:space="preserve">[товарнинг номи ва тавсифи]</w:t>
-      </w:r>
-      <w:r>
-        <w:rPr>
-          <w:rFonts w:ascii="Times New Roman" w:cs="Times New Roman" w:eastAsia="Times New Roman" w:hAnsi="Times New Roman"/>
-          <w:b w:val="false"/>
-          <w:bCs w:val="false"/>
-          <w:i w:val="false"/>
-          <w:iCs w:val="false"/>
-          <w:sz w:val="24"/>
-          <w:szCs w:val="24"/>
-        </w:rPr>
-        <w:t xml:space="preserve">, умумий қиймати:</w:t>
-      </w:r>
-    </w:p>
-    <w:p>
-      <w:pPr>
-        <w:spacing w:after="40" w:line="276"/>
-        <w:jc w:val="left"/>
-      </w:pPr>
-      <w:r>
-        <w:rPr>
-          <w:rFonts w:ascii="Times New Roman" w:cs="Times New Roman" w:eastAsia="Times New Roman" w:hAnsi="Times New Roman"/>
-          <w:b w:val="false"/>
-          <w:bCs w:val="false"/>
-          <w:i w:val="false"/>
-          <w:iCs w:val="false"/>
-          <w:sz w:val="24"/>
-          <w:szCs w:val="24"/>
-        </w:rPr>
-        <w:t xml:space="preserve">Рақамда: </w:t>
-      </w:r>
-      <w:r>
-        <w:rPr>
-          <w:rFonts w:ascii="Times New Roman" w:cs="Times New Roman" w:eastAsia="Times New Roman" w:hAnsi="Times New Roman"/>
-          <w:b w:val="false"/>
-          <w:bCs w:val="false"/>
-          <w:i w:val="false"/>
-          <w:iCs w:val="false"/>
-          <w:sz w:val="24"/>
-          <w:szCs w:val="24"/>
-        </w:rPr>
-        <w:t xml:space="preserve">______________________________________</w:t>
-      </w:r>
-      <w:r>
-        <w:rPr>
-          <w:rFonts w:ascii="Times New Roman" w:cs="Times New Roman" w:eastAsia="Times New Roman" w:hAnsi="Times New Roman"/>
-          <w:b w:val="false"/>
-          <w:bCs w:val="false"/>
-          <w:i w:val="false"/>
-          <w:iCs w:val="false"/>
-          <w:sz w:val="24"/>
-          <w:szCs w:val="24"/>
-        </w:rPr>
-        <w:t xml:space="preserve"> АҚШ доллари</w:t>
-      </w:r>
-    </w:p>
-    <w:p>
-      <w:pPr>
-        <w:spacing w:after="220" w:line="240"/>
-        <w:jc w:val="left"/>
-      </w:pPr>
-      <w:r>
-        <w:rPr>
-          <w:rFonts w:ascii="Times New Roman" w:cs="Times New Roman" w:eastAsia="Times New Roman" w:hAnsi="Times New Roman"/>
-          <w:i/>
-          <w:iCs/>
-          <w:color w:val="595959"/>
-          <w:sz w:val="18"/>
-          <w:szCs w:val="18"/>
-        </w:rPr>
-        <w:t xml:space="preserve">(сумма рақамда — ўз қўли билан)</w:t>
-      </w:r>
-    </w:p>
-    <w:p>
-      <w:pPr>
-        <w:spacing w:after="40" w:before="0" w:line="276"/>
-        <w:jc w:val="left"/>
-      </w:pPr>
-      <w:r>
-        <w:rPr>
-          <w:rFonts w:ascii="Times New Roman" w:cs="Times New Roman" w:eastAsia="Times New Roman" w:hAnsi="Times New Roman"/>
-          <w:b w:val="false"/>
-          <w:bCs w:val="false"/>
-          <w:i w:val="false"/>
-          <w:iCs w:val="false"/>
-          <w:sz w:val="24"/>
-          <w:szCs w:val="24"/>
-        </w:rPr>
-        <w:t xml:space="preserve">Ёзувда:</w:t>
-      </w:r>
-    </w:p>
-    <w:p>
-      <w:pPr>
-        <w:spacing w:after="40" w:line="276"/>
-        <w:jc w:val="left"/>
-      </w:pPr>
-      <w:r>
-        <w:rPr>
-          <w:rFonts w:ascii="Times New Roman" w:cs="Times New Roman" w:eastAsia="Times New Roman" w:hAnsi="Times New Roman"/>
-          <w:b w:val="false"/>
-          <w:bCs w:val="false"/>
-          <w:i w:val="false"/>
-          <w:iCs w:val="false"/>
-          <w:sz w:val="24"/>
-          <w:szCs w:val="24"/>
-        </w:rPr>
-        <w:t xml:space="preserve"/>
-      </w:r>
-      <w:r>
-        <w:rPr>
-          <w:rFonts w:ascii="Times New Roman" w:cs="Times New Roman" w:eastAsia="Times New Roman" w:hAnsi="Times New Roman"/>
-          <w:b w:val="false"/>
-          <w:bCs w:val="false"/>
-          <w:i w:val="false"/>
-          <w:iCs w:val="false"/>
-          <w:sz w:val="24"/>
-          <w:szCs w:val="24"/>
-        </w:rPr>
-        <w:t xml:space="preserve">____________________________________________________________________</w:t>
-      </w:r>
-    </w:p>
-    <w:p>
-      <w:pPr>
-        <w:spacing w:after="40" w:line="276"/>
-        <w:jc w:val="left"/>
-      </w:pPr>
-      <w:r>
-        <w:rPr>
-          <w:rFonts w:ascii="Times New Roman" w:cs="Times New Roman" w:eastAsia="Times New Roman" w:hAnsi="Times New Roman"/>
-          <w:b w:val="false"/>
-          <w:bCs w:val="false"/>
-          <w:i w:val="false"/>
-          <w:iCs w:val="false"/>
-          <w:sz w:val="24"/>
-          <w:szCs w:val="24"/>
-        </w:rPr>
-        <w:t xml:space="preserve"/>
-      </w:r>
-      <w:r>
-        <w:rPr>
-          <w:rFonts w:ascii="Times New Roman" w:cs="Times New Roman" w:eastAsia="Times New Roman" w:hAnsi="Times New Roman"/>
-          <w:b w:val="false"/>
-          <w:bCs w:val="false"/>
-          <w:i w:val="false"/>
-          <w:iCs w:val="false"/>
-          <w:sz w:val="24"/>
-          <w:szCs w:val="24"/>
-        </w:rPr>
-        <w:t xml:space="preserve">____________________________________________________________________</w:t>
-      </w:r>
-    </w:p>
-    <w:p>
-      <w:pPr>
-        <w:spacing w:after="220" w:line="240"/>
-        <w:jc w:val="left"/>
-      </w:pPr>
-      <w:r>
-        <w:rPr>
-          <w:rFonts w:ascii="Times New Roman" w:cs="Times New Roman" w:eastAsia="Times New Roman" w:hAnsi="Times New Roman"/>
-          <w:i/>
-          <w:iCs/>
-          <w:color w:val="595959"/>
-          <w:sz w:val="18"/>
-          <w:szCs w:val="18"/>
-        </w:rPr>
-        <w:t xml:space="preserve">(сумма тўлиқ сўз билан ёзилади — ўз қўли билан)</w:t>
-      </w:r>
-    </w:p>
-    <w:p>
-      <w:pPr>
-        <w:spacing w:after="300" w:before="0" w:line="276"/>
-        <w:jc w:val="left"/>
-      </w:pPr>
-      <w:r>
-        <w:rPr>
-          <w:rFonts w:ascii="Times New Roman" w:cs="Times New Roman" w:eastAsia="Times New Roman" w:hAnsi="Times New Roman"/>
-          <w:b w:val="false"/>
-          <w:bCs w:val="false"/>
-          <w:i w:val="false"/>
-          <w:iCs w:val="false"/>
-          <w:sz w:val="24"/>
-          <w:szCs w:val="24"/>
-        </w:rPr>
-        <w:t xml:space="preserve">(бундан буён — «Товар»), бундан буён «Қарздор» деб юритилувчи,</w:t>
-      </w:r>
-    </w:p>
-    <w:p>
-      <w:pPr>
-        <w:spacing w:after="300" w:before="0" w:line="276"/>
-        <w:jc w:val="both"/>
-      </w:pPr>
-      <w:r>
-        <w:rPr>
-          <w:rFonts w:ascii="Times New Roman" w:cs="Times New Roman" w:eastAsia="Times New Roman" w:hAnsi="Times New Roman"/>
-          <w:b w:val="false"/>
-          <w:bCs w:val="false"/>
-          <w:i w:val="false"/>
-          <w:iCs w:val="false"/>
-          <w:sz w:val="24"/>
-          <w:szCs w:val="24"/>
-        </w:rPr>
-        <w:t xml:space="preserve">ва унинг қийматини қуйидаги шартларда тўлашга мажбурият оламан:</w:t>
-      </w:r>
-    </w:p>
-    <w:p>
-      <w:pPr>
-        <w:spacing w:after="200" w:line="276"/>
-        <w:jc w:val="both"/>
-      </w:pPr>
-      <w:r>
-        <w:rPr>
-          <w:rFonts w:ascii="Times New Roman" w:cs="Times New Roman" w:eastAsia="Times New Roman" w:hAnsi="Times New Roman"/>
           <w:b/>
           <w:bCs/>
           <w:i w:val="false"/>
@@ -2460,12 +2166,12 @@
           <w:sz w:val="24"/>
           <w:szCs w:val="24"/>
         </w:rPr>
-        <w:t xml:space="preserve">Товарнинг қиймати АҚШ долларида белгиланган бўлиб, ҳақиқий тўлов амалга ошириладиган куни амал қилаётган Ўзбекистон Республикаси Марказий банкининг расмий курси бўйича сўмда тўланади (Ўзбекистон Республикаси Фуқаролик кодексининг 245-моддаси).</w:t>
-      </w:r>
-    </w:p>
-    <w:p>
-      <w:pPr>
-        <w:spacing w:after="200" w:line="276"/>
+        <w:t xml:space="preserve">Қарздор кўрсатилган қарзни [сана]дан [сана]гача бўлган муддатда, 2-бандда келтирилган тўлов жадвалига мувофиқ тўлиқ тўлашга мажбурият олади.</w:t>
+      </w:r>
+    </w:p>
+    <w:p>
+      <w:pPr>
+        <w:spacing w:after="150" w:line="276"/>
         <w:jc w:val="both"/>
       </w:pPr>
       <w:r>
@@ -2479,36 +2185,6 @@
           <w:szCs w:val="24"/>
         </w:rPr>
         <w:t xml:space="preserve">2. </w:t>
-      </w:r>
-      <w:r>
-        <w:rPr>
-          <w:rFonts w:ascii="Times New Roman" w:cs="Times New Roman" w:eastAsia="Times New Roman" w:hAnsi="Times New Roman"/>
-          <w:b w:val="false"/>
-          <w:bCs w:val="false"/>
-          <w:i w:val="false"/>
-          <w:iCs w:val="false"/>
-          <w:sz w:val="24"/>
-          <w:szCs w:val="24"/>
-        </w:rPr>
-        <w:t xml:space="preserve">Қарздор кўрсатилган қарзни [сана]дан [сана]гача бўлган муддатда, 3-бандда келтирилган тўлов жадвалига мувофиқ тўлиқ тўлашга мажбурият олади.</w:t>
-      </w:r>
-    </w:p>
-    <w:p>
-      <w:pPr>
-        <w:spacing w:after="150" w:line="276"/>
-        <w:jc w:val="both"/>
-      </w:pPr>
-      <w:r>
-        <w:rPr>
-          <w:rFonts w:ascii="Times New Roman" w:cs="Times New Roman" w:eastAsia="Times New Roman" w:hAnsi="Times New Roman"/>
-          <w:b/>
-          <w:bCs/>
-          <w:i w:val="false"/>
-          <w:iCs w:val="false"/>
-          <w:sz w:val="24"/>
-          <w:szCs w:val="24"/>
-        </w:rPr>
-        <w:t xml:space="preserve">3. </w:t>
       </w:r>
       <w:r>
         <w:rPr>
@@ -2566,6 +2242,8 @@
                 <w:rFonts w:ascii="Times New Roman" w:cs="Times New Roman" w:eastAsia="Times New Roman" w:hAnsi="Times New Roman"/>
                 <w:b/>
                 <w:bCs/>
+                <w:i w:val="false"/>
+                <w:iCs w:val="false"/>
                 <w:sz w:val="24"/>
                 <w:szCs w:val="24"/>
               </w:rPr>
@@ -2594,6 +2272,8 @@
                 <w:rFonts w:ascii="Times New Roman" w:cs="Times New Roman" w:eastAsia="Times New Roman" w:hAnsi="Times New Roman"/>
                 <w:b/>
                 <w:bCs/>
+                <w:i w:val="false"/>
+                <w:iCs w:val="false"/>
                 <w:sz w:val="24"/>
                 <w:szCs w:val="24"/>
               </w:rPr>
@@ -2622,6 +2302,8 @@
                 <w:rFonts w:ascii="Times New Roman" w:cs="Times New Roman" w:eastAsia="Times New Roman" w:hAnsi="Times New Roman"/>
                 <w:b/>
                 <w:bCs/>
+                <w:i w:val="false"/>
+                <w:iCs w:val="false"/>
                 <w:sz w:val="24"/>
                 <w:szCs w:val="24"/>
               </w:rPr>
@@ -2650,6 +2332,8 @@
                 <w:rFonts w:ascii="Times New Roman" w:cs="Times New Roman" w:eastAsia="Times New Roman" w:hAnsi="Times New Roman"/>
                 <w:b/>
                 <w:bCs/>
+                <w:i w:val="false"/>
+                <w:iCs w:val="false"/>
                 <w:sz w:val="24"/>
                 <w:szCs w:val="24"/>
               </w:rPr>
@@ -2679,6 +2363,8 @@
                 <w:rFonts w:ascii="Times New Roman" w:cs="Times New Roman" w:eastAsia="Times New Roman" w:hAnsi="Times New Roman"/>
                 <w:b w:val="false"/>
                 <w:bCs w:val="false"/>
+                <w:i w:val="false"/>
+                <w:iCs w:val="false"/>
                 <w:sz w:val="24"/>
                 <w:szCs w:val="24"/>
               </w:rPr>
@@ -2706,10 +2392,12 @@
                 <w:rFonts w:ascii="Times New Roman" w:cs="Times New Roman" w:eastAsia="Times New Roman" w:hAnsi="Times New Roman"/>
                 <w:b w:val="false"/>
                 <w:bCs w:val="false"/>
+                <w:i/>
+                <w:iCs/>
                 <w:sz w:val="24"/>
                 <w:szCs w:val="24"/>
               </w:rPr>
-              <w:t xml:space="preserve"/>
+              <w:t xml:space="preserve">[сана 1]</w:t>
             </w:r>
           </w:p>
         </w:tc>
@@ -2733,10 +2421,12 @@
                 <w:rFonts w:ascii="Times New Roman" w:cs="Times New Roman" w:eastAsia="Times New Roman" w:hAnsi="Times New Roman"/>
                 <w:b w:val="false"/>
                 <w:bCs w:val="false"/>
+                <w:i/>
+                <w:iCs/>
                 <w:sz w:val="24"/>
                 <w:szCs w:val="24"/>
               </w:rPr>
-              <w:t xml:space="preserve"/>
+              <w:t xml:space="preserve">[сумма 1]</w:t>
             </w:r>
           </w:p>
         </w:tc>
@@ -2760,10 +2450,12 @@
                 <w:rFonts w:ascii="Times New Roman" w:cs="Times New Roman" w:eastAsia="Times New Roman" w:hAnsi="Times New Roman"/>
                 <w:b w:val="false"/>
                 <w:bCs w:val="false"/>
+                <w:i/>
+                <w:iCs/>
                 <w:sz w:val="24"/>
                 <w:szCs w:val="24"/>
               </w:rPr>
-              <w:t xml:space="preserve"/>
+              <w:t xml:space="preserve">[қолдиқ 1]</w:t>
             </w:r>
           </w:p>
         </w:tc>
@@ -2789,6 +2481,8 @@
                 <w:rFonts w:ascii="Times New Roman" w:cs="Times New Roman" w:eastAsia="Times New Roman" w:hAnsi="Times New Roman"/>
                 <w:b w:val="false"/>
                 <w:bCs w:val="false"/>
+                <w:i w:val="false"/>
+                <w:iCs w:val="false"/>
                 <w:sz w:val="24"/>
                 <w:szCs w:val="24"/>
               </w:rPr>
@@ -2816,10 +2510,12 @@
                 <w:rFonts w:ascii="Times New Roman" w:cs="Times New Roman" w:eastAsia="Times New Roman" w:hAnsi="Times New Roman"/>
                 <w:b w:val="false"/>
                 <w:bCs w:val="false"/>
+                <w:i/>
+                <w:iCs/>
                 <w:sz w:val="24"/>
                 <w:szCs w:val="24"/>
               </w:rPr>
-              <w:t xml:space="preserve"/>
+              <w:t xml:space="preserve">[сана 2]</w:t>
             </w:r>
           </w:p>
         </w:tc>
@@ -2843,10 +2539,12 @@
                 <w:rFonts w:ascii="Times New Roman" w:cs="Times New Roman" w:eastAsia="Times New Roman" w:hAnsi="Times New Roman"/>
                 <w:b w:val="false"/>
                 <w:bCs w:val="false"/>
+                <w:i/>
+                <w:iCs/>
                 <w:sz w:val="24"/>
                 <w:szCs w:val="24"/>
               </w:rPr>
-              <w:t xml:space="preserve"/>
+              <w:t xml:space="preserve">[сумма 2]</w:t>
             </w:r>
           </w:p>
         </w:tc>
@@ -2870,10 +2568,12 @@
                 <w:rFonts w:ascii="Times New Roman" w:cs="Times New Roman" w:eastAsia="Times New Roman" w:hAnsi="Times New Roman"/>
                 <w:b w:val="false"/>
                 <w:bCs w:val="false"/>
+                <w:i/>
+                <w:iCs/>
                 <w:sz w:val="24"/>
                 <w:szCs w:val="24"/>
               </w:rPr>
-              <w:t xml:space="preserve"/>
+              <w:t xml:space="preserve">[қолдиқ 2]</w:t>
             </w:r>
           </w:p>
         </w:tc>
@@ -2899,6 +2599,8 @@
                 <w:rFonts w:ascii="Times New Roman" w:cs="Times New Roman" w:eastAsia="Times New Roman" w:hAnsi="Times New Roman"/>
                 <w:b w:val="false"/>
                 <w:bCs w:val="false"/>
+                <w:i w:val="false"/>
+                <w:iCs w:val="false"/>
                 <w:sz w:val="24"/>
                 <w:szCs w:val="24"/>
               </w:rPr>
@@ -2926,10 +2628,12 @@
                 <w:rFonts w:ascii="Times New Roman" w:cs="Times New Roman" w:eastAsia="Times New Roman" w:hAnsi="Times New Roman"/>
                 <w:b w:val="false"/>
                 <w:bCs w:val="false"/>
+                <w:i/>
+                <w:iCs/>
                 <w:sz w:val="24"/>
                 <w:szCs w:val="24"/>
               </w:rPr>
-              <w:t xml:space="preserve"/>
+              <w:t xml:space="preserve">[сана 3]</w:t>
             </w:r>
           </w:p>
         </w:tc>
@@ -2953,10 +2657,12 @@
                 <w:rFonts w:ascii="Times New Roman" w:cs="Times New Roman" w:eastAsia="Times New Roman" w:hAnsi="Times New Roman"/>
                 <w:b w:val="false"/>
                 <w:bCs w:val="false"/>
+                <w:i/>
+                <w:iCs/>
                 <w:sz w:val="24"/>
                 <w:szCs w:val="24"/>
               </w:rPr>
-              <w:t xml:space="preserve"/>
+              <w:t xml:space="preserve">[сумма 3]</w:t>
             </w:r>
           </w:p>
         </w:tc>
@@ -2980,10 +2686,12 @@
                 <w:rFonts w:ascii="Times New Roman" w:cs="Times New Roman" w:eastAsia="Times New Roman" w:hAnsi="Times New Roman"/>
                 <w:b w:val="false"/>
                 <w:bCs w:val="false"/>
+                <w:i/>
+                <w:iCs/>
                 <w:sz w:val="24"/>
                 <w:szCs w:val="24"/>
               </w:rPr>
-              <w:t xml:space="preserve"/>
+              <w:t xml:space="preserve">[қолдиқ 3]</w:t>
             </w:r>
           </w:p>
         </w:tc>
@@ -3022,7 +2730,7 @@
           <w:sz w:val="24"/>
           <w:szCs w:val="24"/>
         </w:rPr>
-        <w:t xml:space="preserve">4. </w:t>
+        <w:t xml:space="preserve">3. </w:t>
       </w:r>
       <w:r>
         <w:rPr>
@@ -3052,7 +2760,7 @@
           <w:sz w:val="24"/>
           <w:szCs w:val="24"/>
         </w:rPr>
-        <w:t xml:space="preserve">5. </w:t>
+        <w:t xml:space="preserve">4. </w:t>
       </w:r>
       <w:r>
         <w:rPr>
@@ -3082,7 +2790,7 @@
           <w:sz w:val="24"/>
           <w:szCs w:val="24"/>
         </w:rPr>
-        <w:t xml:space="preserve">6. </w:t>
+        <w:t xml:space="preserve">5. </w:t>
       </w:r>
       <w:r>
         <w:rPr>
@@ -3112,7 +2820,7 @@
           <w:sz w:val="24"/>
           <w:szCs w:val="24"/>
         </w:rPr>
-        <w:t xml:space="preserve">7. </w:t>
+        <w:t xml:space="preserve">6. </w:t>
       </w:r>
       <w:r>
         <w:rPr>
@@ -3142,7 +2850,7 @@
           <w:sz w:val="24"/>
           <w:szCs w:val="24"/>
         </w:rPr>
-        <w:t xml:space="preserve">8. </w:t>
+        <w:t xml:space="preserve">7. </w:t>
       </w:r>
       <w:r>
         <w:rPr>
@@ -3172,7 +2880,7 @@
           <w:sz w:val="24"/>
           <w:szCs w:val="24"/>
         </w:rPr>
-        <w:t xml:space="preserve">9. </w:t>
+        <w:t xml:space="preserve">8. </w:t>
       </w:r>
       <w:r>
         <w:rPr>

--- a/templates/legal/src/raspiska_ru_uz_source.docx
+++ b/templates/legal/src/raspiska_ru_uz_source.docx
@@ -446,7 +446,7 @@
           <w:sz w:val="24"/>
           <w:szCs w:val="24"/>
         </w:rPr>
-        <w:t xml:space="preserve"> (ИНН: [ИНН], юридический адрес: [юридический адрес]) (далее — «Кредитор»), в лице [должность, Ф.И.О. представителя], действующего на основании [Устава / доверенности № ___ от «___» _________ 20__ г.], следующий товар: </w:t>
+        <w:t xml:space="preserve"> (ИНН: [ИНН], юридический адрес: [юридический адрес]) (далее — «Кредитор») следующий товар: </w:t>
       </w:r>
       <w:r>
         <w:rPr>
@@ -1439,78 +1439,6 @@
     </w:p>
     <w:p>
       <w:pPr>
-        <w:spacing w:after="60" w:before="0" w:line="276"/>
-        <w:jc w:val="left"/>
-      </w:pPr>
-      <w:r>
-        <w:rPr>
-          <w:rFonts w:ascii="Times New Roman" w:cs="Times New Roman" w:eastAsia="Times New Roman" w:hAnsi="Times New Roman"/>
-          <w:b w:val="false"/>
-          <w:bCs w:val="false"/>
-          <w:i w:val="false"/>
-          <w:iCs w:val="false"/>
-          <w:sz w:val="24"/>
-          <w:szCs w:val="24"/>
-        </w:rPr>
-        <w:t xml:space="preserve">В лице: ______________________ / [Ф.И.О. представителя] /</w:t>
-      </w:r>
-    </w:p>
-    <w:p>
-      <w:pPr>
-        <w:spacing w:after="60" w:before="0" w:line="276"/>
-        <w:jc w:val="left"/>
-      </w:pPr>
-      <w:r>
-        <w:rPr>
-          <w:rFonts w:ascii="Times New Roman" w:cs="Times New Roman" w:eastAsia="Times New Roman" w:hAnsi="Times New Roman"/>
-          <w:b w:val="false"/>
-          <w:bCs w:val="false"/>
-          <w:i/>
-          <w:iCs/>
-          <w:sz w:val="20"/>
-          <w:szCs w:val="20"/>
-        </w:rPr>
-        <w:t xml:space="preserve">(подпись)</w:t>
-      </w:r>
-    </w:p>
-    <w:p>
-      <w:pPr>
-        <w:spacing w:after="60" w:before="0" w:line="276"/>
-        <w:jc w:val="left"/>
-      </w:pPr>
-      <w:r>
-        <w:rPr>
-          <w:rFonts w:ascii="Times New Roman" w:cs="Times New Roman" w:eastAsia="Times New Roman" w:hAnsi="Times New Roman"/>
-          <w:b w:val="false"/>
-          <w:bCs w:val="false"/>
-          <w:i w:val="false"/>
-          <w:iCs w:val="false"/>
-          <w:sz w:val="24"/>
-          <w:szCs w:val="24"/>
-        </w:rPr>
-        <w:t xml:space="preserve">Должность: [должность], действует на основании [Устава / доверенности № ___ от «___»_________20__ г.]</w:t>
-      </w:r>
-    </w:p>
-    <w:p>
-      <w:pPr>
-        <w:spacing w:after="400" w:before="0" w:line="276"/>
-        <w:jc w:val="left"/>
-      </w:pPr>
-      <w:r>
-        <w:rPr>
-          <w:rFonts w:ascii="Times New Roman" w:cs="Times New Roman" w:eastAsia="Times New Roman" w:hAnsi="Times New Roman"/>
-          <w:b w:val="false"/>
-          <w:bCs w:val="false"/>
-          <w:i w:val="false"/>
-          <w:iCs w:val="false"/>
-          <w:sz w:val="24"/>
-          <w:szCs w:val="24"/>
-        </w:rPr>
-        <w:t xml:space="preserve">М.П.</w:t>
-      </w:r>
-    </w:p>
-    <w:p>
-      <w:pPr>
         <w:spacing w:after="40" w:before="0" w:line="276"/>
         <w:jc w:val="left"/>
       </w:pPr>
@@ -2070,7 +1998,7 @@
           <w:sz w:val="24"/>
           <w:szCs w:val="24"/>
         </w:rPr>
-        <w:t xml:space="preserve"> (СТИР: [рақам], юридик манзили: [манзил]) (бундан буён — «Кредитор») номидан [лавозими, вакилнинг Ф.И.Ш.], [Устав / «___»_________20__ йилдаги № ___ ишончнома] асосида иш юритувчи томондан қуйидаги товарни қабул қилиб олдим: </w:t>
+        <w:t xml:space="preserve"> (СТИР: [рақам], юридик манзили: [манзил]) (бундан буён — «Кредитор») томондан қуйидаги товарни қабул қилиб олдим: </w:t>
       </w:r>
       <w:r>
         <w:rPr>
@@ -3063,78 +2991,6 @@
     </w:p>
     <w:p>
       <w:pPr>
-        <w:spacing w:after="60" w:before="0" w:line="276"/>
-        <w:jc w:val="left"/>
-      </w:pPr>
-      <w:r>
-        <w:rPr>
-          <w:rFonts w:ascii="Times New Roman" w:cs="Times New Roman" w:eastAsia="Times New Roman" w:hAnsi="Times New Roman"/>
-          <w:b w:val="false"/>
-          <w:bCs w:val="false"/>
-          <w:i w:val="false"/>
-          <w:iCs w:val="false"/>
-          <w:sz w:val="24"/>
-          <w:szCs w:val="24"/>
-        </w:rPr>
-        <w:t xml:space="preserve">Номидан: ______________________ / [вакилнинг Ф.И.Ш.] /</w:t>
-      </w:r>
-    </w:p>
-    <w:p>
-      <w:pPr>
-        <w:spacing w:after="60" w:before="0" w:line="276"/>
-        <w:jc w:val="left"/>
-      </w:pPr>
-      <w:r>
-        <w:rPr>
-          <w:rFonts w:ascii="Times New Roman" w:cs="Times New Roman" w:eastAsia="Times New Roman" w:hAnsi="Times New Roman"/>
-          <w:b w:val="false"/>
-          <w:bCs w:val="false"/>
-          <w:i/>
-          <w:iCs/>
-          <w:sz w:val="20"/>
-          <w:szCs w:val="20"/>
-        </w:rPr>
-        <w:t xml:space="preserve">(имзо)</w:t>
-      </w:r>
-    </w:p>
-    <w:p>
-      <w:pPr>
-        <w:spacing w:after="60" w:before="0" w:line="276"/>
-        <w:jc w:val="left"/>
-      </w:pPr>
-      <w:r>
-        <w:rPr>
-          <w:rFonts w:ascii="Times New Roman" w:cs="Times New Roman" w:eastAsia="Times New Roman" w:hAnsi="Times New Roman"/>
-          <w:b w:val="false"/>
-          <w:bCs w:val="false"/>
-          <w:i w:val="false"/>
-          <w:iCs w:val="false"/>
-          <w:sz w:val="24"/>
-          <w:szCs w:val="24"/>
-        </w:rPr>
-        <w:t xml:space="preserve">Лавозими: [лавозими], [Устав / «___»_________20__ йилдаги № ___ ишончнома] асосида иш юритади</w:t>
-      </w:r>
-    </w:p>
-    <w:p>
-      <w:pPr>
-        <w:spacing w:after="400" w:before="0" w:line="276"/>
-        <w:jc w:val="left"/>
-      </w:pPr>
-      <w:r>
-        <w:rPr>
-          <w:rFonts w:ascii="Times New Roman" w:cs="Times New Roman" w:eastAsia="Times New Roman" w:hAnsi="Times New Roman"/>
-          <w:b w:val="false"/>
-          <w:bCs w:val="false"/>
-          <w:i w:val="false"/>
-          <w:iCs w:val="false"/>
-          <w:sz w:val="24"/>
-          <w:szCs w:val="24"/>
-        </w:rPr>
-        <w:t xml:space="preserve">М.Ў. (муҳр ўрни)</w:t>
-      </w:r>
-    </w:p>
-    <w:p>
-      <w:pPr>
         <w:spacing w:after="40" w:before="0" w:line="276"/>
         <w:jc w:val="left"/>
       </w:pPr>

--- a/templates/legal/src/raspiska_ru_uz_source.docx
+++ b/templates/legal/src/raspiska_ru_uz_source.docx
@@ -1421,7 +1421,7 @@
     </w:p>
     <w:p>
       <w:pPr>
-        <w:spacing w:after="60" w:before="0" w:line="276"/>
+        <w:spacing w:after="400" w:before="0" w:line="276"/>
         <w:jc w:val="left"/>
       </w:pPr>
       <w:r>
@@ -2973,7 +2973,7 @@
     </w:p>
     <w:p>
       <w:pPr>
-        <w:spacing w:after="60" w:before="0" w:line="276"/>
+        <w:spacing w:after="400" w:before="0" w:line="276"/>
         <w:jc w:val="left"/>
       </w:pPr>
       <w:r>
